--- a/06_Black_Sports_Legends_Facilitator_Guide.docx
+++ b/06_Black_Sports_Legends_Facilitator_Guide.docx
@@ -1482,7 +1482,763 @@
           <w:color w:val="1A1A1A"/>
           <w:sz w:val="27"/>
         </w:rPr>
-        <w:t>5.  Delivery Notes</w:t>
+        <w:t xml:space="preserve">5.  Background for Staff</w:t>
+      </w:r>
+    </w:p>
+    <w:tbl>
+      <w:tblPr>
+        <w:tblW w:type="auto" w:w="0"/>
+        <w:jc w:val="center"/>
+        <w:tblLayout w:type="fixed"/>
+        <w:tblLook w:firstColumn="1" w:firstRow="1" w:lastColumn="0" w:lastRow="0" w:noHBand="0" w:noVBand="1" w:val="04A0"/>
+      </w:tblPr>
+      <w:tblGrid>
+        <w:gridCol w:w="2154"/>
+        <w:gridCol w:w="7087"/>
+      </w:tblGrid>
+      <w:tr>
+        <w:trPr>
+          <w:cantSplit/>
+        </w:trPr>
+        <w:tc>
+          <w:tcPr>
+            <w:tcW w:type="dxa" w:w="2154"/>
+            <w:tcBorders>
+              <w:top w:val="single" w:sz="6" w:space="0" w:color="007A3D"/>
+              <w:left w:val="single" w:sz="6" w:space="0" w:color="007A3D"/>
+              <w:bottom w:val="single" w:sz="6" w:space="0" w:color="007A3D"/>
+              <w:right w:val="single" w:sz="6" w:space="0" w:color="007A3D"/>
+            </w:tcBorders>
+            <w:shd w:val="clear" w:color="auto" w:fill="007A3D"/>
+            <w:tcMar>
+              <w:top w:w="80" w:type="dxa"/>
+              <w:left w:w="140" w:type="dxa"/>
+              <w:bottom w:w="80" w:type="dxa"/>
+              <w:right w:w="140" w:type="dxa"/>
+            </w:tcMar>
+          </w:tcPr>
+          <w:p>
+            <w:pPr>
+              <w:keepNext/>
+              <w:spacing w:after="0"/>
+            </w:pPr>
+            <w:r>
+              <w:rPr>
+                <w:rFonts w:ascii="Aptos" w:hAnsi="Aptos"/>
+                <w:b/>
+                <w:i w:val="0"/>
+                <w:color w:val="FFFFFF"/>
+                <w:sz w:val="21"/>
+              </w:rPr>
+              <w:t xml:space="preserve">When</w:t>
+            </w:r>
+          </w:p>
+        </w:tc>
+        <w:tc>
+          <w:tcPr>
+            <w:tcW w:type="dxa" w:w="7087"/>
+            <w:tcBorders>
+              <w:top w:val="single" w:sz="6" w:space="0" w:color="007A3D"/>
+              <w:left w:val="single" w:sz="6" w:space="0" w:color="007A3D"/>
+              <w:bottom w:val="single" w:sz="6" w:space="0" w:color="007A3D"/>
+              <w:right w:val="single" w:sz="6" w:space="0" w:color="007A3D"/>
+            </w:tcBorders>
+            <w:shd w:val="clear" w:color="auto" w:fill="007A3D"/>
+            <w:tcMar>
+              <w:top w:w="80" w:type="dxa"/>
+              <w:left w:w="140" w:type="dxa"/>
+              <w:bottom w:w="80" w:type="dxa"/>
+              <w:right w:w="140" w:type="dxa"/>
+            </w:tcMar>
+          </w:tcPr>
+          <w:p>
+            <w:pPr>
+              <w:keepNext/>
+              <w:spacing w:after="0"/>
+            </w:pPr>
+            <w:r>
+              <w:rPr>
+                <w:rFonts w:ascii="Aptos" w:hAnsi="Aptos"/>
+                <w:b/>
+                <w:i w:val="0"/>
+                <w:color w:val="FFFFFF"/>
+                <w:sz w:val="21"/>
+              </w:rPr>
+              <w:t xml:space="preserve">What happened</w:t>
+            </w:r>
+          </w:p>
+        </w:tc>
+      </w:tr>
+      <w:tr>
+        <w:trPr>
+          <w:cantSplit/>
+        </w:trPr>
+        <w:tc>
+          <w:tcPr>
+            <w:tcW w:type="dxa" w:w="2154"/>
+            <w:tcBorders>
+              <w:top w:val="single" w:sz="4" w:space="0" w:color="D9C58A"/>
+              <w:left w:val="single" w:sz="4" w:space="0" w:color="D9C58A"/>
+              <w:bottom w:val="single" w:sz="4" w:space="0" w:color="D9C58A"/>
+              <w:right w:val="single" w:sz="4" w:space="0" w:color="D9C58A"/>
+            </w:tcBorders>
+            <w:tcMar>
+              <w:top w:w="80" w:type="dxa"/>
+              <w:left w:w="140" w:type="dxa"/>
+              <w:bottom w:w="80" w:type="dxa"/>
+              <w:right w:w="140" w:type="dxa"/>
+            </w:tcMar>
+          </w:tcPr>
+          <w:p>
+            <w:pPr>
+              <w:keepNext/>
+              <w:spacing w:after="0"/>
+            </w:pPr>
+            <w:r>
+              <w:rPr>
+                <w:rFonts w:ascii="Aptos" w:hAnsi="Aptos"/>
+                <w:b w:val="0"/>
+                <w:i w:val="0"/>
+                <w:color w:val="1A1A1A"/>
+                <w:sz w:val="20"/>
+              </w:rPr>
+              <w:t xml:space="preserve">1889</w:t>
+            </w:r>
+          </w:p>
+        </w:tc>
+        <w:tc>
+          <w:tcPr>
+            <w:tcW w:type="dxa" w:w="7087"/>
+            <w:tcBorders>
+              <w:top w:val="single" w:sz="4" w:space="0" w:color="D9C58A"/>
+              <w:left w:val="single" w:sz="4" w:space="0" w:color="D9C58A"/>
+              <w:bottom w:val="single" w:sz="4" w:space="0" w:color="D9C58A"/>
+              <w:right w:val="single" w:sz="4" w:space="0" w:color="D9C58A"/>
+            </w:tcBorders>
+            <w:tcMar>
+              <w:top w:w="80" w:type="dxa"/>
+              <w:left w:w="140" w:type="dxa"/>
+              <w:bottom w:w="80" w:type="dxa"/>
+              <w:right w:w="140" w:type="dxa"/>
+            </w:tcMar>
+          </w:tcPr>
+          <w:p>
+            <w:pPr>
+              <w:keepNext/>
+              <w:spacing w:after="0"/>
+            </w:pPr>
+            <w:r>
+              <w:rPr>
+                <w:rFonts w:ascii="Aptos" w:hAnsi="Aptos"/>
+                <w:b w:val="0"/>
+                <w:i w:val="0"/>
+                <w:color w:val="1A1A1A"/>
+                <w:sz w:val="20"/>
+              </w:rPr>
+              <w:t xml:space="preserve">Arthur Wharton, born in Ghana, signs for Rotherham Town, becoming the world's first Black professional footballer.</w:t>
+            </w:r>
+          </w:p>
+        </w:tc>
+      </w:tr>
+      <w:tr>
+        <w:trPr>
+          <w:cantSplit/>
+        </w:trPr>
+        <w:tc>
+          <w:tcPr>
+            <w:tcW w:type="dxa" w:w="2154"/>
+            <w:tcBorders>
+              <w:top w:val="single" w:sz="4" w:space="0" w:color="D9C58A"/>
+              <w:left w:val="single" w:sz="4" w:space="0" w:color="D9C58A"/>
+              <w:bottom w:val="single" w:sz="4" w:space="0" w:color="D9C58A"/>
+              <w:right w:val="single" w:sz="4" w:space="0" w:color="D9C58A"/>
+            </w:tcBorders>
+            <w:tcMar>
+              <w:top w:w="80" w:type="dxa"/>
+              <w:left w:w="140" w:type="dxa"/>
+              <w:bottom w:w="80" w:type="dxa"/>
+              <w:right w:w="140" w:type="dxa"/>
+            </w:tcMar>
+          </w:tcPr>
+          <w:p>
+            <w:pPr>
+              <w:keepNext/>
+              <w:spacing w:after="0"/>
+            </w:pPr>
+            <w:r>
+              <w:rPr>
+                <w:rFonts w:ascii="Aptos" w:hAnsi="Aptos"/>
+                <w:b w:val="0"/>
+                <w:i w:val="0"/>
+                <w:color w:val="1A1A1A"/>
+                <w:sz w:val="20"/>
+              </w:rPr>
+              <w:t xml:space="preserve">1936</w:t>
+            </w:r>
+          </w:p>
+        </w:tc>
+        <w:tc>
+          <w:tcPr>
+            <w:tcW w:type="dxa" w:w="7087"/>
+            <w:tcBorders>
+              <w:top w:val="single" w:sz="4" w:space="0" w:color="D9C58A"/>
+              <w:left w:val="single" w:sz="4" w:space="0" w:color="D9C58A"/>
+              <w:bottom w:val="single" w:sz="4" w:space="0" w:color="D9C58A"/>
+              <w:right w:val="single" w:sz="4" w:space="0" w:color="D9C58A"/>
+            </w:tcBorders>
+            <w:tcMar>
+              <w:top w:w="80" w:type="dxa"/>
+              <w:left w:w="140" w:type="dxa"/>
+              <w:bottom w:w="80" w:type="dxa"/>
+              <w:right w:w="140" w:type="dxa"/>
+            </w:tcMar>
+          </w:tcPr>
+          <w:p>
+            <w:pPr>
+              <w:keepNext/>
+              <w:spacing w:after="0"/>
+            </w:pPr>
+            <w:r>
+              <w:rPr>
+                <w:rFonts w:ascii="Aptos" w:hAnsi="Aptos"/>
+                <w:b w:val="0"/>
+                <w:i w:val="0"/>
+                <w:color w:val="1A1A1A"/>
+                <w:sz w:val="20"/>
+              </w:rPr>
+              <w:t xml:space="preserve">Jesse Owens wins four golds at the Berlin Olympics.</w:t>
+            </w:r>
+          </w:p>
+        </w:tc>
+      </w:tr>
+      <w:tr>
+        <w:trPr>
+          <w:cantSplit/>
+        </w:trPr>
+        <w:tc>
+          <w:tcPr>
+            <w:tcW w:type="dxa" w:w="2154"/>
+            <w:tcBorders>
+              <w:top w:val="single" w:sz="4" w:space="0" w:color="D9C58A"/>
+              <w:left w:val="single" w:sz="4" w:space="0" w:color="D9C58A"/>
+              <w:bottom w:val="single" w:sz="4" w:space="0" w:color="D9C58A"/>
+              <w:right w:val="single" w:sz="4" w:space="0" w:color="D9C58A"/>
+            </w:tcBorders>
+            <w:tcMar>
+              <w:top w:w="80" w:type="dxa"/>
+              <w:left w:w="140" w:type="dxa"/>
+              <w:bottom w:w="80" w:type="dxa"/>
+              <w:right w:w="140" w:type="dxa"/>
+            </w:tcMar>
+          </w:tcPr>
+          <w:p>
+            <w:pPr>
+              <w:keepNext/>
+              <w:spacing w:after="0"/>
+            </w:pPr>
+            <w:r>
+              <w:rPr>
+                <w:rFonts w:ascii="Aptos" w:hAnsi="Aptos"/>
+                <w:b w:val="0"/>
+                <w:i w:val="0"/>
+                <w:color w:val="1A1A1A"/>
+                <w:sz w:val="20"/>
+              </w:rPr>
+              <w:t xml:space="preserve">1947</w:t>
+            </w:r>
+          </w:p>
+        </w:tc>
+        <w:tc>
+          <w:tcPr>
+            <w:tcW w:type="dxa" w:w="7087"/>
+            <w:tcBorders>
+              <w:top w:val="single" w:sz="4" w:space="0" w:color="D9C58A"/>
+              <w:left w:val="single" w:sz="4" w:space="0" w:color="D9C58A"/>
+              <w:bottom w:val="single" w:sz="4" w:space="0" w:color="D9C58A"/>
+              <w:right w:val="single" w:sz="4" w:space="0" w:color="D9C58A"/>
+            </w:tcBorders>
+            <w:tcMar>
+              <w:top w:w="80" w:type="dxa"/>
+              <w:left w:w="140" w:type="dxa"/>
+              <w:bottom w:w="80" w:type="dxa"/>
+              <w:right w:w="140" w:type="dxa"/>
+            </w:tcMar>
+          </w:tcPr>
+          <w:p>
+            <w:pPr>
+              <w:keepNext/>
+              <w:spacing w:after="0"/>
+            </w:pPr>
+            <w:r>
+              <w:rPr>
+                <w:rFonts w:ascii="Aptos" w:hAnsi="Aptos"/>
+                <w:b w:val="0"/>
+                <w:i w:val="0"/>
+                <w:color w:val="1A1A1A"/>
+                <w:sz w:val="20"/>
+              </w:rPr>
+              <w:t xml:space="preserve">Jackie Robinson breaks Major League Baseball's colour line.</w:t>
+            </w:r>
+          </w:p>
+        </w:tc>
+      </w:tr>
+      <w:tr>
+        <w:trPr>
+          <w:cantSplit/>
+        </w:trPr>
+        <w:tc>
+          <w:tcPr>
+            <w:tcW w:type="dxa" w:w="2154"/>
+            <w:tcBorders>
+              <w:top w:val="single" w:sz="4" w:space="0" w:color="D9C58A"/>
+              <w:left w:val="single" w:sz="4" w:space="0" w:color="D9C58A"/>
+              <w:bottom w:val="single" w:sz="4" w:space="0" w:color="D9C58A"/>
+              <w:right w:val="single" w:sz="4" w:space="0" w:color="D9C58A"/>
+            </w:tcBorders>
+            <w:tcMar>
+              <w:top w:w="80" w:type="dxa"/>
+              <w:left w:w="140" w:type="dxa"/>
+              <w:bottom w:w="80" w:type="dxa"/>
+              <w:right w:w="140" w:type="dxa"/>
+            </w:tcMar>
+          </w:tcPr>
+          <w:p>
+            <w:pPr>
+              <w:keepNext/>
+              <w:spacing w:after="0"/>
+            </w:pPr>
+            <w:r>
+              <w:rPr>
+                <w:rFonts w:ascii="Aptos" w:hAnsi="Aptos"/>
+                <w:b w:val="0"/>
+                <w:i w:val="0"/>
+                <w:color w:val="1A1A1A"/>
+                <w:sz w:val="20"/>
+              </w:rPr>
+              <w:t xml:space="preserve">1978</w:t>
+            </w:r>
+          </w:p>
+        </w:tc>
+        <w:tc>
+          <w:tcPr>
+            <w:tcW w:type="dxa" w:w="7087"/>
+            <w:tcBorders>
+              <w:top w:val="single" w:sz="4" w:space="0" w:color="D9C58A"/>
+              <w:left w:val="single" w:sz="4" w:space="0" w:color="D9C58A"/>
+              <w:bottom w:val="single" w:sz="4" w:space="0" w:color="D9C58A"/>
+              <w:right w:val="single" w:sz="4" w:space="0" w:color="D9C58A"/>
+            </w:tcBorders>
+            <w:tcMar>
+              <w:top w:w="80" w:type="dxa"/>
+              <w:left w:w="140" w:type="dxa"/>
+              <w:bottom w:w="80" w:type="dxa"/>
+              <w:right w:w="140" w:type="dxa"/>
+            </w:tcMar>
+          </w:tcPr>
+          <w:p>
+            <w:pPr>
+              <w:keepNext/>
+              <w:spacing w:after="0"/>
+            </w:pPr>
+            <w:r>
+              <w:rPr>
+                <w:rFonts w:ascii="Aptos" w:hAnsi="Aptos"/>
+                <w:b w:val="0"/>
+                <w:i w:val="0"/>
+                <w:color w:val="1A1A1A"/>
+                <w:sz w:val="20"/>
+              </w:rPr>
+              <w:t xml:space="preserve">Viv Anderson becomes the first Black player to win a full England cap.</w:t>
+            </w:r>
+          </w:p>
+        </w:tc>
+      </w:tr>
+      <w:tr>
+        <w:trPr>
+          <w:cantSplit/>
+        </w:trPr>
+        <w:tc>
+          <w:tcPr>
+            <w:tcW w:type="dxa" w:w="2154"/>
+            <w:tcBorders>
+              <w:top w:val="single" w:sz="4" w:space="0" w:color="D9C58A"/>
+              <w:left w:val="single" w:sz="4" w:space="0" w:color="D9C58A"/>
+              <w:bottom w:val="single" w:sz="4" w:space="0" w:color="D9C58A"/>
+              <w:right w:val="single" w:sz="4" w:space="0" w:color="D9C58A"/>
+            </w:tcBorders>
+            <w:tcMar>
+              <w:top w:w="80" w:type="dxa"/>
+              <w:left w:w="140" w:type="dxa"/>
+              <w:bottom w:w="80" w:type="dxa"/>
+              <w:right w:w="140" w:type="dxa"/>
+            </w:tcMar>
+          </w:tcPr>
+          <w:p>
+            <w:pPr>
+              <w:keepNext/>
+              <w:spacing w:after="0"/>
+            </w:pPr>
+            <w:r>
+              <w:rPr>
+                <w:rFonts w:ascii="Aptos" w:hAnsi="Aptos"/>
+                <w:b w:val="0"/>
+                <w:i w:val="0"/>
+                <w:color w:val="1A1A1A"/>
+                <w:sz w:val="20"/>
+              </w:rPr>
+              <w:t xml:space="preserve">1984</w:t>
+            </w:r>
+          </w:p>
+        </w:tc>
+        <w:tc>
+          <w:tcPr>
+            <w:tcW w:type="dxa" w:w="7087"/>
+            <w:tcBorders>
+              <w:top w:val="single" w:sz="4" w:space="0" w:color="D9C58A"/>
+              <w:left w:val="single" w:sz="4" w:space="0" w:color="D9C58A"/>
+              <w:bottom w:val="single" w:sz="4" w:space="0" w:color="D9C58A"/>
+              <w:right w:val="single" w:sz="4" w:space="0" w:color="D9C58A"/>
+            </w:tcBorders>
+            <w:tcMar>
+              <w:top w:w="80" w:type="dxa"/>
+              <w:left w:w="140" w:type="dxa"/>
+              <w:bottom w:w="80" w:type="dxa"/>
+              <w:right w:w="140" w:type="dxa"/>
+            </w:tcMar>
+          </w:tcPr>
+          <w:p>
+            <w:pPr>
+              <w:keepNext/>
+              <w:spacing w:after="0"/>
+            </w:pPr>
+            <w:r>
+              <w:rPr>
+                <w:rFonts w:ascii="Aptos" w:hAnsi="Aptos"/>
+                <w:b w:val="0"/>
+                <w:i w:val="0"/>
+                <w:color w:val="1A1A1A"/>
+                <w:sz w:val="20"/>
+              </w:rPr>
+              <w:t xml:space="preserve">Tessa Sanderson wins Olympic javelin gold.</w:t>
+            </w:r>
+          </w:p>
+        </w:tc>
+      </w:tr>
+      <w:tr>
+        <w:trPr>
+          <w:cantSplit/>
+        </w:trPr>
+        <w:tc>
+          <w:tcPr>
+            <w:tcW w:type="dxa" w:w="2154"/>
+            <w:tcBorders>
+              <w:top w:val="single" w:sz="4" w:space="0" w:color="D9C58A"/>
+              <w:left w:val="single" w:sz="4" w:space="0" w:color="D9C58A"/>
+              <w:bottom w:val="single" w:sz="4" w:space="0" w:color="D9C58A"/>
+              <w:right w:val="single" w:sz="4" w:space="0" w:color="D9C58A"/>
+            </w:tcBorders>
+            <w:tcMar>
+              <w:top w:w="80" w:type="dxa"/>
+              <w:left w:w="140" w:type="dxa"/>
+              <w:bottom w:w="80" w:type="dxa"/>
+              <w:right w:w="140" w:type="dxa"/>
+            </w:tcMar>
+          </w:tcPr>
+          <w:p>
+            <w:pPr>
+              <w:keepNext/>
+              <w:spacing w:after="0"/>
+            </w:pPr>
+            <w:r>
+              <w:rPr>
+                <w:rFonts w:ascii="Aptos" w:hAnsi="Aptos"/>
+                <w:b w:val="0"/>
+                <w:i w:val="0"/>
+                <w:color w:val="1A1A1A"/>
+                <w:sz w:val="20"/>
+              </w:rPr>
+              <w:t xml:space="preserve">1993</w:t>
+            </w:r>
+          </w:p>
+        </w:tc>
+        <w:tc>
+          <w:tcPr>
+            <w:tcW w:type="dxa" w:w="7087"/>
+            <w:tcBorders>
+              <w:top w:val="single" w:sz="4" w:space="0" w:color="D9C58A"/>
+              <w:left w:val="single" w:sz="4" w:space="0" w:color="D9C58A"/>
+              <w:bottom w:val="single" w:sz="4" w:space="0" w:color="D9C58A"/>
+              <w:right w:val="single" w:sz="4" w:space="0" w:color="D9C58A"/>
+            </w:tcBorders>
+            <w:tcMar>
+              <w:top w:w="80" w:type="dxa"/>
+              <w:left w:w="140" w:type="dxa"/>
+              <w:bottom w:w="80" w:type="dxa"/>
+              <w:right w:w="140" w:type="dxa"/>
+            </w:tcMar>
+          </w:tcPr>
+          <w:p>
+            <w:pPr>
+              <w:keepNext/>
+              <w:spacing w:after="0"/>
+            </w:pPr>
+            <w:r>
+              <w:rPr>
+                <w:rFonts w:ascii="Aptos" w:hAnsi="Aptos"/>
+                <w:b w:val="0"/>
+                <w:i w:val="0"/>
+                <w:color w:val="1A1A1A"/>
+                <w:sz w:val="20"/>
+              </w:rPr>
+              <w:t xml:space="preserve">The campaign that became Kick It Out is launched to tackle racism in football.</w:t>
+            </w:r>
+          </w:p>
+        </w:tc>
+      </w:tr>
+      <w:tr>
+        <w:trPr>
+          <w:cantSplit/>
+        </w:trPr>
+        <w:tc>
+          <w:tcPr>
+            <w:tcW w:type="dxa" w:w="2154"/>
+            <w:tcBorders>
+              <w:top w:val="single" w:sz="4" w:space="0" w:color="D9C58A"/>
+              <w:left w:val="single" w:sz="4" w:space="0" w:color="D9C58A"/>
+              <w:bottom w:val="single" w:sz="4" w:space="0" w:color="D9C58A"/>
+              <w:right w:val="single" w:sz="4" w:space="0" w:color="D9C58A"/>
+            </w:tcBorders>
+            <w:tcMar>
+              <w:top w:w="80" w:type="dxa"/>
+              <w:left w:w="140" w:type="dxa"/>
+              <w:bottom w:w="80" w:type="dxa"/>
+              <w:right w:w="140" w:type="dxa"/>
+            </w:tcMar>
+          </w:tcPr>
+          <w:p>
+            <w:pPr>
+              <w:keepNext/>
+              <w:spacing w:after="0"/>
+            </w:pPr>
+            <w:r>
+              <w:rPr>
+                <w:rFonts w:ascii="Aptos" w:hAnsi="Aptos"/>
+                <w:b w:val="0"/>
+                <w:i w:val="0"/>
+                <w:color w:val="1A1A1A"/>
+                <w:sz w:val="20"/>
+              </w:rPr>
+              <w:t xml:space="preserve">2009</w:t>
+            </w:r>
+          </w:p>
+        </w:tc>
+        <w:tc>
+          <w:tcPr>
+            <w:tcW w:type="dxa" w:w="7087"/>
+            <w:tcBorders>
+              <w:top w:val="single" w:sz="4" w:space="0" w:color="D9C58A"/>
+              <w:left w:val="single" w:sz="4" w:space="0" w:color="D9C58A"/>
+              <w:bottom w:val="single" w:sz="4" w:space="0" w:color="D9C58A"/>
+              <w:right w:val="single" w:sz="4" w:space="0" w:color="D9C58A"/>
+            </w:tcBorders>
+            <w:tcMar>
+              <w:top w:w="80" w:type="dxa"/>
+              <w:left w:w="140" w:type="dxa"/>
+              <w:bottom w:w="80" w:type="dxa"/>
+              <w:right w:w="140" w:type="dxa"/>
+            </w:tcMar>
+          </w:tcPr>
+          <w:p>
+            <w:pPr>
+              <w:keepNext/>
+              <w:spacing w:after="0"/>
+            </w:pPr>
+            <w:r>
+              <w:rPr>
+                <w:rFonts w:ascii="Aptos" w:hAnsi="Aptos"/>
+                <w:b w:val="0"/>
+                <w:i w:val="0"/>
+                <w:color w:val="1A1A1A"/>
+                <w:sz w:val="20"/>
+              </w:rPr>
+              <w:t xml:space="preserve">Usain Bolt runs 9.58 seconds for 100 m in Berlin.</w:t>
+            </w:r>
+          </w:p>
+        </w:tc>
+      </w:tr>
+      <w:tr>
+        <w:trPr>
+          <w:cantSplit/>
+        </w:trPr>
+        <w:tc>
+          <w:tcPr>
+            <w:tcW w:type="dxa" w:w="2154"/>
+            <w:tcBorders>
+              <w:top w:val="single" w:sz="4" w:space="0" w:color="D9C58A"/>
+              <w:left w:val="single" w:sz="4" w:space="0" w:color="D9C58A"/>
+              <w:bottom w:val="single" w:sz="4" w:space="0" w:color="D9C58A"/>
+              <w:right w:val="single" w:sz="4" w:space="0" w:color="D9C58A"/>
+            </w:tcBorders>
+            <w:tcMar>
+              <w:top w:w="80" w:type="dxa"/>
+              <w:left w:w="140" w:type="dxa"/>
+              <w:bottom w:w="80" w:type="dxa"/>
+              <w:right w:w="140" w:type="dxa"/>
+            </w:tcMar>
+          </w:tcPr>
+          <w:p>
+            <w:pPr>
+              <w:keepNext/>
+              <w:spacing w:after="0"/>
+            </w:pPr>
+            <w:r>
+              <w:rPr>
+                <w:rFonts w:ascii="Aptos" w:hAnsi="Aptos"/>
+                <w:b w:val="0"/>
+                <w:i w:val="0"/>
+                <w:color w:val="1A1A1A"/>
+                <w:sz w:val="20"/>
+              </w:rPr>
+              <w:t xml:space="preserve">2012</w:t>
+            </w:r>
+          </w:p>
+        </w:tc>
+        <w:tc>
+          <w:tcPr>
+            <w:tcW w:type="dxa" w:w="7087"/>
+            <w:tcBorders>
+              <w:top w:val="single" w:sz="4" w:space="0" w:color="D9C58A"/>
+              <w:left w:val="single" w:sz="4" w:space="0" w:color="D9C58A"/>
+              <w:bottom w:val="single" w:sz="4" w:space="0" w:color="D9C58A"/>
+              <w:right w:val="single" w:sz="4" w:space="0" w:color="D9C58A"/>
+            </w:tcBorders>
+            <w:tcMar>
+              <w:top w:w="80" w:type="dxa"/>
+              <w:left w:w="140" w:type="dxa"/>
+              <w:bottom w:w="80" w:type="dxa"/>
+              <w:right w:w="140" w:type="dxa"/>
+            </w:tcMar>
+          </w:tcPr>
+          <w:p>
+            <w:pPr>
+              <w:keepNext/>
+              <w:spacing w:after="0"/>
+            </w:pPr>
+            <w:r>
+              <w:rPr>
+                <w:rFonts w:ascii="Aptos" w:hAnsi="Aptos"/>
+                <w:b w:val="0"/>
+                <w:i w:val="0"/>
+                <w:color w:val="1A1A1A"/>
+                <w:sz w:val="20"/>
+              </w:rPr>
+              <w:t xml:space="preserve">Nicola Adams wins the first ever women's Olympic boxing title.</w:t>
+            </w:r>
+          </w:p>
+        </w:tc>
+      </w:tr>
+      <w:tr>
+        <w:trPr>
+          <w:cantSplit/>
+        </w:trPr>
+        <w:tc>
+          <w:tcPr>
+            <w:tcW w:type="dxa" w:w="2154"/>
+            <w:tcBorders>
+              <w:top w:val="single" w:sz="4" w:space="0" w:color="D9C58A"/>
+              <w:left w:val="single" w:sz="4" w:space="0" w:color="D9C58A"/>
+              <w:bottom w:val="single" w:sz="4" w:space="0" w:color="D9C58A"/>
+              <w:right w:val="single" w:sz="4" w:space="0" w:color="D9C58A"/>
+            </w:tcBorders>
+            <w:tcMar>
+              <w:top w:w="80" w:type="dxa"/>
+              <w:left w:w="140" w:type="dxa"/>
+              <w:bottom w:w="80" w:type="dxa"/>
+              <w:right w:w="140" w:type="dxa"/>
+            </w:tcMar>
+          </w:tcPr>
+          <w:p>
+            <w:pPr>
+              <w:spacing w:after="0"/>
+            </w:pPr>
+            <w:r>
+              <w:rPr>
+                <w:rFonts w:ascii="Aptos" w:hAnsi="Aptos"/>
+                <w:b w:val="0"/>
+                <w:i w:val="0"/>
+                <w:color w:val="1A1A1A"/>
+                <w:sz w:val="20"/>
+              </w:rPr>
+              <w:t xml:space="preserve">2021</w:t>
+            </w:r>
+          </w:p>
+        </w:tc>
+        <w:tc>
+          <w:tcPr>
+            <w:tcW w:type="dxa" w:w="7087"/>
+            <w:tcBorders>
+              <w:top w:val="single" w:sz="4" w:space="0" w:color="D9C58A"/>
+              <w:left w:val="single" w:sz="4" w:space="0" w:color="D9C58A"/>
+              <w:bottom w:val="single" w:sz="4" w:space="0" w:color="D9C58A"/>
+              <w:right w:val="single" w:sz="4" w:space="0" w:color="D9C58A"/>
+            </w:tcBorders>
+            <w:tcMar>
+              <w:top w:w="80" w:type="dxa"/>
+              <w:left w:w="140" w:type="dxa"/>
+              <w:bottom w:w="80" w:type="dxa"/>
+              <w:right w:w="140" w:type="dxa"/>
+            </w:tcMar>
+          </w:tcPr>
+          <w:p>
+            <w:pPr>
+              <w:spacing w:after="0"/>
+            </w:pPr>
+            <w:r>
+              <w:rPr>
+                <w:rFonts w:ascii="Aptos" w:hAnsi="Aptos"/>
+                <w:b w:val="0"/>
+                <w:i w:val="0"/>
+                <w:color w:val="1A1A1A"/>
+                <w:sz w:val="20"/>
+              </w:rPr>
+              <w:t xml:space="preserve">Marcus Rashford, Jadon Sancho and Bukayo Saka face racist abuse online after the Euro 2020 final.</w:t>
+            </w:r>
+          </w:p>
+        </w:tc>
+      </w:tr>
+    </w:tbl>
+    <w:p>
+      <w:pPr>
+        <w:spacing w:after="0" w:line="160" w:lineRule="exact"/>
+      </w:pPr>
+      <w:r>
+        <w:rPr>
+          <w:sz w:val="4"/>
+        </w:rPr>
+      </w:r>
+    </w:p>
+    <w:p>
+      <w:pPr>
+        <w:keepNext/>
+        <w:pBdr>
+          <w:top w:val="single" w:sz="4" w:space="4" w:color="007A3D"/>
+          <w:left w:val="single" w:sz="4" w:space="6" w:color="007A3D"/>
+          <w:bottom w:val="single" w:sz="4" w:space="4" w:color="007A3D"/>
+          <w:right w:val="single" w:sz="4" w:space="6" w:color="007A3D"/>
+        </w:pBdr>
+        <w:shd w:val="clear" w:color="auto" w:fill="007A3D"/>
+        <w:spacing w:before="200" w:after="120"/>
+        <w:ind w:left="68" w:right="68"/>
+      </w:pPr>
+      <w:r>
+        <w:rPr>
+          <w:rFonts w:ascii="Aptos Display" w:hAnsi="Aptos Display"/>
+          <w:b/>
+          <w:i w:val="0"/>
+          <w:color w:val="FFFFFF"/>
+          <w:sz w:val="27"/>
+        </w:rPr>
+        <w:t>6.  Delivery Notes</w:t>
       </w:r>
     </w:p>
     <w:p>
@@ -1577,12 +2333,12 @@
       <w:pPr>
         <w:keepNext/>
         <w:pBdr>
-          <w:top w:val="single" w:sz="4" w:space="4" w:color="007A3D"/>
-          <w:left w:val="single" w:sz="4" w:space="6" w:color="007A3D"/>
-          <w:bottom w:val="single" w:sz="4" w:space="4" w:color="007A3D"/>
-          <w:right w:val="single" w:sz="4" w:space="6" w:color="007A3D"/>
+          <w:top w:val="single" w:sz="4" w:space="4" w:color="CE1126"/>
+          <w:left w:val="single" w:sz="4" w:space="6" w:color="CE1126"/>
+          <w:bottom w:val="single" w:sz="4" w:space="4" w:color="CE1126"/>
+          <w:right w:val="single" w:sz="4" w:space="6" w:color="CE1126"/>
         </w:pBdr>
-        <w:shd w:val="clear" w:color="auto" w:fill="007A3D"/>
+        <w:shd w:val="clear" w:color="auto" w:fill="CE1126"/>
         <w:spacing w:before="200" w:after="120"/>
         <w:ind w:left="68" w:right="68"/>
       </w:pPr>
@@ -1594,7 +2350,7 @@
           <w:color w:val="FFFFFF"/>
           <w:sz w:val="27"/>
         </w:rPr>
-        <w:t>6.  Answer Key</w:t>
+        <w:t>7.  Answer Key</w:t>
       </w:r>
     </w:p>
     <w:p>
@@ -2991,12 +3747,12 @@
       <w:pPr>
         <w:keepNext/>
         <w:pBdr>
-          <w:top w:val="single" w:sz="4" w:space="4" w:color="CE1126"/>
-          <w:left w:val="single" w:sz="4" w:space="6" w:color="CE1126"/>
-          <w:bottom w:val="single" w:sz="4" w:space="4" w:color="CE1126"/>
-          <w:right w:val="single" w:sz="4" w:space="6" w:color="CE1126"/>
+          <w:top w:val="single" w:sz="4" w:space="4" w:color="E8A800"/>
+          <w:left w:val="single" w:sz="4" w:space="6" w:color="E8A800"/>
+          <w:bottom w:val="single" w:sz="4" w:space="4" w:color="E8A800"/>
+          <w:right w:val="single" w:sz="4" w:space="6" w:color="E8A800"/>
         </w:pBdr>
-        <w:shd w:val="clear" w:color="auto" w:fill="CE1126"/>
+        <w:shd w:val="clear" w:color="auto" w:fill="E8A800"/>
         <w:spacing w:before="200" w:after="120"/>
         <w:ind w:left="68" w:right="68"/>
       </w:pPr>
@@ -3005,10 +3761,10 @@
           <w:rFonts w:ascii="Aptos Display" w:hAnsi="Aptos Display"/>
           <w:b/>
           <w:i w:val="0"/>
-          <w:color w:val="FFFFFF"/>
+          <w:color w:val="1A1A1A"/>
           <w:sz w:val="27"/>
         </w:rPr>
-        <w:t>7.  Sensitivity &amp; Safeguarding</w:t>
+        <w:t>8.  Sensitivity &amp; Safeguarding</w:t>
       </w:r>
     </w:p>
     <w:tbl>
@@ -3104,12 +3860,12 @@
       <w:pPr>
         <w:keepNext/>
         <w:pBdr>
-          <w:top w:val="single" w:sz="4" w:space="4" w:color="E8A800"/>
-          <w:left w:val="single" w:sz="4" w:space="6" w:color="E8A800"/>
-          <w:bottom w:val="single" w:sz="4" w:space="4" w:color="E8A800"/>
-          <w:right w:val="single" w:sz="4" w:space="6" w:color="E8A800"/>
+          <w:top w:val="single" w:sz="4" w:space="4" w:color="007A3D"/>
+          <w:left w:val="single" w:sz="4" w:space="6" w:color="007A3D"/>
+          <w:bottom w:val="single" w:sz="4" w:space="4" w:color="007A3D"/>
+          <w:right w:val="single" w:sz="4" w:space="6" w:color="007A3D"/>
         </w:pBdr>
-        <w:shd w:val="clear" w:color="auto" w:fill="E8A800"/>
+        <w:shd w:val="clear" w:color="auto" w:fill="007A3D"/>
         <w:spacing w:before="200" w:after="120"/>
         <w:ind w:left="68" w:right="68"/>
       </w:pPr>
@@ -3118,10 +3874,10 @@
           <w:rFonts w:ascii="Aptos Display" w:hAnsi="Aptos Display"/>
           <w:b/>
           <w:i w:val="0"/>
-          <w:color w:val="1A1A1A"/>
+          <w:color w:val="FFFFFF"/>
           <w:sz w:val="27"/>
         </w:rPr>
-        <w:t>8.  Extension Ideas</w:t>
+        <w:t>9.  Extension Ideas</w:t>
       </w:r>
     </w:p>
     <w:p>
